--- a/Tai lieu/6. Mẫu đề KT GIỮA KỲ 6,7,8,9.docx
+++ b/Tai lieu/6. Mẫu đề KT GIỮA KỲ 6,7,8,9.docx
@@ -1,6 +1,6 @@
 
 <file path=word/document.xml><?xml version="1.0" encoding="utf-8"?>
-<w:document xmlns:wpc="http://schemas.microsoft.com/office/word/2010/wordprocessingCanvas" xmlns:cx="http://schemas.microsoft.com/office/drawing/2014/chartex" xmlns:cx1="http://schemas.microsoft.com/office/drawing/2015/9/8/chartex" xmlns:cx2="http://schemas.microsoft.com/office/drawing/2015/10/21/chartex" xmlns:cx3="http://schemas.microsoft.com/office/drawing/2016/5/9/chartex" xmlns:cx4="http://schemas.microsoft.com/office/drawing/2016/5/10/chartex" xmlns:cx5="http://schemas.microsoft.com/office/drawing/2016/5/11/chartex" xmlns:cx6="http://schemas.microsoft.com/office/drawing/2016/5/12/chartex" xmlns:cx7="http://schemas.microsoft.com/office/drawing/2016/5/13/chartex" xmlns:cx8="http://schemas.microsoft.com/office/drawing/2016/5/14/chartex" xmlns:mc="http://schemas.openxmlformats.org/markup-compatibility/2006" xmlns:aink="http://schemas.microsoft.com/office/drawing/2016/ink" xmlns:am3d="http://schemas.microsoft.com/office/drawing/2017/model3d" xmlns:o="urn:schemas-microsoft-com:office:office" xmlns:oel="http://schemas.microsoft.com/office/2019/extlst" xmlns:r="http://schemas.openxmlformats.org/officeDocument/2006/relationships" xmlns:m="http://schemas.openxmlformats.org/officeDocument/2006/math" xmlns:v="urn:schemas-microsoft-com:vml" xmlns:wp14="http://schemas.microsoft.com/office/word/2010/wordprocessingDrawing" xmlns:wp="http://schemas.openxmlformats.org/drawingml/2006/wordprocessingDrawing" xmlns:w10="urn:schemas-microsoft-com:office:word" xmlns:w="http://schemas.openxmlformats.org/wordprocessingml/2006/main" xmlns:w14="http://schemas.microsoft.com/office/word/2010/wordml" xmlns:w15="http://schemas.microsoft.com/office/word/2012/wordml" xmlns:w16cex="http://schemas.microsoft.com/office/word/2018/wordml/cex" xmlns:w16cid="http://schemas.microsoft.com/office/word/2016/wordml/cid" xmlns:w16="http://schemas.microsoft.com/office/word/2018/wordml" xmlns:w16du="http://schemas.microsoft.com/office/word/2023/wordml/word16du" xmlns:w16sdtdh="http://schemas.microsoft.com/office/word/2020/wordml/sdtdatahash" xmlns:w16sdtfl="http://schemas.microsoft.com/office/word/2024/wordml/sdtformatlock" xmlns:w16se="http://schemas.microsoft.com/office/word/2015/wordml/symex" xmlns:wpg="http://schemas.microsoft.com/office/word/2010/wordprocessingGroup" xmlns:wpi="http://schemas.microsoft.com/office/word/2010/wordprocessingInk" xmlns:wne="http://schemas.microsoft.com/office/word/2006/wordml" xmlns:wps="http://schemas.microsoft.com/office/word/2010/wordprocessingShape" mc:Ignorable="w14 w15 w16se w16cid w16 w16cex w16sdtdh w16sdtfl w16du wp14">
+<w:document xmlns:wpc="http://schemas.microsoft.com/office/word/2010/wordprocessingCanvas" xmlns:cx="http://schemas.microsoft.com/office/drawing/2014/chartex" xmlns:cx1="http://schemas.microsoft.com/office/drawing/2015/9/8/chartex" xmlns:cx2="http://schemas.microsoft.com/office/drawing/2015/10/21/chartex" xmlns:cx3="http://schemas.microsoft.com/office/drawing/2016/5/9/chartex" xmlns:cx4="http://schemas.microsoft.com/office/drawing/2016/5/10/chartex" xmlns:cx5="http://schemas.microsoft.com/office/drawing/2016/5/11/chartex" xmlns:cx6="http://schemas.microsoft.com/office/drawing/2016/5/12/chartex" xmlns:cx7="http://schemas.microsoft.com/office/drawing/2016/5/13/chartex" xmlns:cx8="http://schemas.microsoft.com/office/drawing/2016/5/14/chartex" xmlns:mc="http://schemas.openxmlformats.org/markup-compatibility/2006" xmlns:aink="http://schemas.microsoft.com/office/drawing/2016/ink" xmlns:am3d="http://schemas.microsoft.com/office/drawing/2017/model3d" xmlns:o="urn:schemas-microsoft-com:office:office" xmlns:oel="http://schemas.microsoft.com/office/2019/extlst" xmlns:r="http://schemas.openxmlformats.org/officeDocument/2006/relationships" xmlns:m="http://schemas.openxmlformats.org/officeDocument/2006/math" xmlns:v="urn:schemas-microsoft-com:vml" xmlns:wp14="http://schemas.microsoft.com/office/word/2010/wordprocessingDrawing" xmlns:wp="http://schemas.openxmlformats.org/drawingml/2006/wordprocessingDrawing" xmlns:w10="urn:schemas-microsoft-com:office:word" xmlns:w="http://schemas.openxmlformats.org/wordprocessingml/2006/main" xmlns:w14="http://schemas.microsoft.com/office/word/2010/wordml" xmlns:w15="http://schemas.microsoft.com/office/word/2012/wordml" xmlns:w16cei="http://schemas.microsoft.com/office/word/2026/wordml/cei" xmlns:w16cex="http://schemas.microsoft.com/office/word/2018/wordml/cex" xmlns:w16cid="http://schemas.microsoft.com/office/word/2016/wordml/cid" xmlns:w16="http://schemas.microsoft.com/office/word/2018/wordml" xmlns:w16du="http://schemas.microsoft.com/office/word/2023/wordml/word16du" xmlns:w16sdtdh="http://schemas.microsoft.com/office/word/2020/wordml/sdtdatahash" xmlns:w16sdtfl="http://schemas.microsoft.com/office/word/2024/wordml/sdtformatlock" xmlns:w16se="http://schemas.microsoft.com/office/word/2015/wordml/symex" xmlns:wpg="http://schemas.microsoft.com/office/word/2010/wordprocessingGroup" xmlns:wpi="http://schemas.microsoft.com/office/word/2010/wordprocessingInk" xmlns:wne="http://schemas.microsoft.com/office/word/2006/wordml" xmlns:wps="http://schemas.microsoft.com/office/word/2010/wordprocessingShape" mc:Ignorable="w14 w15 w16se w16cid w16 w16cex w16sdtdh w16sdtfl w16du wp14">
   <w:body>
     <w:tbl>
       <w:tblPr>
@@ -49,7 +49,7 @@
                 <w:szCs w:val="26"/>
                 <w:lang w:val="en-US" w:eastAsia="en-US"/>
               </w:rPr>
-              <w:t>………</w:t>
+              <w:t>ĐỒNG YÊN</w:t>
             </w:r>
           </w:p>
         </w:tc>
@@ -119,7 +119,7 @@
                 <w:szCs w:val="26"/>
                 <w:lang w:val="en-US" w:eastAsia="en-US"/>
               </w:rPr>
-              <w:t>………….</w:t>
+              <w:t>ĐỒNG YÊN</w:t>
             </w:r>
           </w:p>
         </w:tc>
@@ -251,7 +251,7 @@
           </mc:Choice>
           <mc:Fallback>
             <w:pict>
-              <v:line w14:anchorId="24353E33" id="Straight Connector 2" o:spid="_x0000_s1026" style="position:absolute;z-index:251658240;visibility:visible;mso-wrap-style:square;mso-width-percent:0;mso-height-percent:0;mso-wrap-distance-left:9pt;mso-wrap-distance-top:0;mso-wrap-distance-right:9pt;mso-wrap-distance-bottom:0;mso-position-horizontal:absolute;mso-position-horizontal-relative:text;mso-position-vertical:absolute;mso-position-vertical-relative:text;mso-width-percent:0;mso-height-percent:0;mso-width-relative:page;mso-height-relative:page" from="31.5pt,1.95pt" to="148.5pt,1.95pt" o:gfxdata="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"/>
+              <v:line w14:anchorId="7D96DB6A" id="Straight Connector 2" o:spid="_x0000_s1026" style="position:absolute;z-index:251658240;visibility:visible;mso-wrap-style:square;mso-width-percent:0;mso-height-percent:0;mso-wrap-distance-left:9pt;mso-wrap-distance-top:0;mso-wrap-distance-right:9pt;mso-wrap-distance-bottom:0;mso-position-horizontal:absolute;mso-position-horizontal-relative:text;mso-position-vertical:absolute;mso-position-vertical-relative:text;mso-width-percent:0;mso-height-percent:0;mso-width-relative:page;mso-height-relative:page" from="31.5pt,1.95pt" to="148.5pt,1.95pt" o:gfxdata="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"/>
             </w:pict>
           </mc:Fallback>
         </mc:AlternateContent>
@@ -2610,19 +2610,6 @@
           <w:lang w:val="en-US"/>
         </w:rPr>
         <w:tab/>
-        <w:t>D.</w:t>
-      </w:r>
-      <w:r>
-        <w:rPr>
-          <w:rFonts w:asciiTheme="majorHAnsi" w:hAnsiTheme="majorHAnsi" w:cstheme="majorHAnsi"/>
-          <w:b/>
-          <w:bCs/>
-          <w:color w:val="0033CC"/>
-          <w:sz w:val="26"/>
-          <w:szCs w:val="26"/>
-          <w:lang w:val="en-US"/>
-        </w:rPr>
-        <w:tab/>
       </w:r>
     </w:p>
     <w:p>
@@ -2813,19 +2800,6 @@
           <w:lang w:val="en-US"/>
         </w:rPr>
         <w:tab/>
-        <w:t>D.</w:t>
-      </w:r>
-      <w:r>
-        <w:rPr>
-          <w:rFonts w:asciiTheme="majorHAnsi" w:hAnsiTheme="majorHAnsi" w:cstheme="majorHAnsi"/>
-          <w:b/>
-          <w:bCs/>
-          <w:color w:val="0033CC"/>
-          <w:sz w:val="26"/>
-          <w:szCs w:val="26"/>
-          <w:lang w:val="en-US"/>
-        </w:rPr>
-        <w:tab/>
       </w:r>
     </w:p>
     <w:p>
@@ -3007,7 +2981,6 @@
           <w:lang w:val="en-US"/>
         </w:rPr>
         <w:tab/>
-        <w:t>D.</w:t>
       </w:r>
       <w:r>
         <w:rPr>
@@ -3196,16 +3169,6 @@
       </w:r>
       <w:r>
         <w:rPr>
-          <w:b/>
-          <w:bCs/>
-          <w:color w:val="0033CC"/>
-          <w:lang w:val="en-US"/>
-        </w:rPr>
-        <w:tab/>
-        <w:t>D.</w:t>
-      </w:r>
-      <w:r>
-        <w:rPr>
           <w:rFonts w:asciiTheme="majorHAnsi" w:hAnsiTheme="majorHAnsi" w:cstheme="majorHAnsi"/>
           <w:b/>
           <w:bCs/>
@@ -3398,7 +3361,6 @@
           <w:lang w:val="en-US"/>
         </w:rPr>
         <w:tab/>
-        <w:t>D.</w:t>
       </w:r>
       <w:r>
         <w:rPr>
@@ -3608,7 +3570,6 @@
           <w:lang w:val="en-US"/>
         </w:rPr>
         <w:tab/>
-        <w:t>D.</w:t>
       </w:r>
       <w:r>
         <w:rPr>
@@ -3807,19 +3768,6 @@
           <w:lang w:val="en-US"/>
         </w:rPr>
         <w:tab/>
-        <w:t>D.</w:t>
-      </w:r>
-      <w:r>
-        <w:rPr>
-          <w:rFonts w:asciiTheme="majorHAnsi" w:hAnsiTheme="majorHAnsi" w:cstheme="majorHAnsi"/>
-          <w:b/>
-          <w:bCs/>
-          <w:color w:val="0033CC"/>
-          <w:sz w:val="26"/>
-          <w:szCs w:val="26"/>
-          <w:lang w:val="en-US"/>
-        </w:rPr>
-        <w:tab/>
       </w:r>
     </w:p>
     <w:p>
@@ -4002,7 +3950,6 @@
           <w:lang w:val="en-US"/>
         </w:rPr>
         <w:tab/>
-        <w:t>D.</w:t>
       </w:r>
       <w:r>
         <w:rPr>
@@ -4195,7 +4142,6 @@
           <w:lang w:val="en-US"/>
         </w:rPr>
         <w:tab/>
-        <w:t>D.</w:t>
       </w:r>
       <w:r>
         <w:rPr>
@@ -4389,7 +4335,6 @@
           <w:lang w:val="en-US"/>
         </w:rPr>
         <w:tab/>
-        <w:t>D.</w:t>
       </w:r>
       <w:r>
         <w:rPr>
@@ -4587,19 +4532,6 @@
           <w:lang w:val="en-US"/>
         </w:rPr>
         <w:tab/>
-        <w:t>D.</w:t>
-      </w:r>
-      <w:r>
-        <w:rPr>
-          <w:rFonts w:asciiTheme="majorHAnsi" w:hAnsiTheme="majorHAnsi" w:cstheme="majorHAnsi"/>
-          <w:b/>
-          <w:bCs/>
-          <w:color w:val="0033CC"/>
-          <w:sz w:val="26"/>
-          <w:szCs w:val="26"/>
-          <w:lang w:val="en-US"/>
-        </w:rPr>
-        <w:tab/>
       </w:r>
     </w:p>
     <w:p>
@@ -4782,7 +4714,6 @@
           <w:lang w:val="en-US"/>
         </w:rPr>
         <w:tab/>
-        <w:t>D.</w:t>
       </w:r>
       <w:r>
         <w:rPr>
@@ -5108,19 +5039,6 @@
           <w:lang w:val="en-US"/>
         </w:rPr>
         <w:tab/>
-        <w:t>D.</w:t>
-      </w:r>
-      <w:r>
-        <w:rPr>
-          <w:rFonts w:asciiTheme="majorHAnsi" w:hAnsiTheme="majorHAnsi" w:cstheme="majorHAnsi"/>
-          <w:b/>
-          <w:bCs/>
-          <w:color w:val="0033CC"/>
-          <w:sz w:val="26"/>
-          <w:szCs w:val="26"/>
-          <w:lang w:val="en-US"/>
-        </w:rPr>
-        <w:tab/>
       </w:r>
     </w:p>
     <w:p>
@@ -5298,19 +5216,6 @@
           <w:lang w:val="en-US"/>
         </w:rPr>
         <w:tab/>
-        <w:t>D.</w:t>
-      </w:r>
-      <w:r>
-        <w:rPr>
-          <w:rFonts w:asciiTheme="majorHAnsi" w:hAnsiTheme="majorHAnsi" w:cstheme="majorHAnsi"/>
-          <w:b/>
-          <w:bCs/>
-          <w:color w:val="0033CC"/>
-          <w:sz w:val="26"/>
-          <w:szCs w:val="26"/>
-          <w:lang w:val="en-US"/>
-        </w:rPr>
-        <w:tab/>
       </w:r>
     </w:p>
     <w:p>
@@ -5488,19 +5393,6 @@
           <w:lang w:val="en-US"/>
         </w:rPr>
         <w:tab/>
-        <w:t>D.</w:t>
-      </w:r>
-      <w:r>
-        <w:rPr>
-          <w:rFonts w:asciiTheme="majorHAnsi" w:hAnsiTheme="majorHAnsi" w:cstheme="majorHAnsi"/>
-          <w:b/>
-          <w:bCs/>
-          <w:color w:val="0033CC"/>
-          <w:sz w:val="26"/>
-          <w:szCs w:val="26"/>
-          <w:lang w:val="en-US"/>
-        </w:rPr>
-        <w:tab/>
       </w:r>
     </w:p>
     <w:p>
@@ -5678,19 +5570,6 @@
           <w:lang w:val="en-US"/>
         </w:rPr>
         <w:tab/>
-        <w:t>D.</w:t>
-      </w:r>
-      <w:r>
-        <w:rPr>
-          <w:rFonts w:asciiTheme="majorHAnsi" w:hAnsiTheme="majorHAnsi" w:cstheme="majorHAnsi"/>
-          <w:b/>
-          <w:bCs/>
-          <w:color w:val="0033CC"/>
-          <w:sz w:val="26"/>
-          <w:szCs w:val="26"/>
-          <w:lang w:val="en-US"/>
-        </w:rPr>
-        <w:tab/>
       </w:r>
     </w:p>
     <w:p>
@@ -5868,7 +5747,6 @@
           <w:lang w:val="en-US"/>
         </w:rPr>
         <w:tab/>
-        <w:t>D.</w:t>
       </w:r>
       <w:r>
         <w:rPr>
@@ -6192,7 +6070,6 @@
           <w:lang w:val="en-US"/>
         </w:rPr>
         <w:tab/>
-        <w:t>D.</w:t>
       </w:r>
       <w:r>
         <w:rPr>
@@ -6384,7 +6261,6 @@
           <w:lang w:val="en-US"/>
         </w:rPr>
         <w:tab/>
-        <w:t>D.</w:t>
       </w:r>
       <w:r>
         <w:rPr>
@@ -6566,7 +6442,6 @@
           <w:lang w:val="en-US"/>
         </w:rPr>
         <w:tab/>
-        <w:t>D.</w:t>
       </w:r>
       <w:r>
         <w:rPr>
@@ -6778,7 +6653,6 @@
           <w:lang w:val="en-US"/>
         </w:rPr>
         <w:tab/>
-        <w:t>D.</w:t>
       </w:r>
       <w:r>
         <w:rPr>
@@ -6970,7 +6844,6 @@
           <w:lang w:val="en-US"/>
         </w:rPr>
         <w:tab/>
-        <w:t>D.</w:t>
       </w:r>
       <w:r>
         <w:rPr>
@@ -8044,17 +7917,7 @@
           <w:szCs w:val="26"/>
           <w:lang w:val="en-US" w:eastAsia="en-US"/>
         </w:rPr>
-        <w:t>__________________________________________________________________________________________________________________________________________________________________________________________________________________________________________________________________________________________________________________________________________________________________________________</w:t>
-      </w:r>
-      <w:r>
-        <w:rPr>
-          <w:rFonts w:asciiTheme="majorHAnsi" w:hAnsiTheme="majorHAnsi" w:cstheme="majorHAnsi"/>
-          <w:sz w:val="26"/>
-          <w:szCs w:val="26"/>
-          <w:lang w:val="en-US" w:eastAsia="en-US"/>
-        </w:rPr>
-        <w:lastRenderedPageBreak/>
-        <w:t>________________________________________________________________________________________________________________________________________________________________________________________________________________________________________________________________________________________________________</w:t>
+        <w:t>______________________________________________________________________________________________________________________________________________________________________________________________________________________________</w:t>
       </w:r>
     </w:p>
     <w:p>
@@ -8087,7 +7950,7 @@
 </file>
 
 <file path=word/endnotes.xml><?xml version="1.0" encoding="utf-8"?>
-<w:endnotes xmlns:wpc="http://schemas.microsoft.com/office/word/2010/wordprocessingCanvas" xmlns:cx="http://schemas.microsoft.com/office/drawing/2014/chartex" xmlns:cx1="http://schemas.microsoft.com/office/drawing/2015/9/8/chartex" xmlns:cx2="http://schemas.microsoft.com/office/drawing/2015/10/21/chartex" xmlns:cx3="http://schemas.microsoft.com/office/drawing/2016/5/9/chartex" xmlns:cx4="http://schemas.microsoft.com/office/drawing/2016/5/10/chartex" xmlns:cx5="http://schemas.microsoft.com/office/drawing/2016/5/11/chartex" xmlns:cx6="http://schemas.microsoft.com/office/drawing/2016/5/12/chartex" xmlns:cx7="http://schemas.microsoft.com/office/drawing/2016/5/13/chartex" xmlns:cx8="http://schemas.microsoft.com/office/drawing/2016/5/14/chartex" xmlns:mc="http://schemas.openxmlformats.org/markup-compatibility/2006" xmlns:aink="http://schemas.microsoft.com/office/drawing/2016/ink" xmlns:am3d="http://schemas.microsoft.com/office/drawing/2017/model3d" xmlns:o="urn:schemas-microsoft-com:office:office" xmlns:oel="http://schemas.microsoft.com/office/2019/extlst" xmlns:r="http://schemas.openxmlformats.org/officeDocument/2006/relationships" xmlns:m="http://schemas.openxmlformats.org/officeDocument/2006/math" xmlns:v="urn:schemas-microsoft-com:vml" xmlns:wp14="http://schemas.microsoft.com/office/word/2010/wordprocessingDrawing" xmlns:wp="http://schemas.openxmlformats.org/drawingml/2006/wordprocessingDrawing" xmlns:w10="urn:schemas-microsoft-com:office:word" xmlns:w="http://schemas.openxmlformats.org/wordprocessingml/2006/main" xmlns:w14="http://schemas.microsoft.com/office/word/2010/wordml" xmlns:w15="http://schemas.microsoft.com/office/word/2012/wordml" xmlns:w16cex="http://schemas.microsoft.com/office/word/2018/wordml/cex" xmlns:w16cid="http://schemas.microsoft.com/office/word/2016/wordml/cid" xmlns:w16="http://schemas.microsoft.com/office/word/2018/wordml" xmlns:w16du="http://schemas.microsoft.com/office/word/2023/wordml/word16du" xmlns:w16sdtdh="http://schemas.microsoft.com/office/word/2020/wordml/sdtdatahash" xmlns:w16sdtfl="http://schemas.microsoft.com/office/word/2024/wordml/sdtformatlock" xmlns:w16se="http://schemas.microsoft.com/office/word/2015/wordml/symex" xmlns:wpg="http://schemas.microsoft.com/office/word/2010/wordprocessingGroup" xmlns:wpi="http://schemas.microsoft.com/office/word/2010/wordprocessingInk" xmlns:wne="http://schemas.microsoft.com/office/word/2006/wordml" xmlns:wps="http://schemas.microsoft.com/office/word/2010/wordprocessingShape" mc:Ignorable="w14 w15 w16se w16cid w16 w16cex w16sdtdh w16sdtfl w16du wp14">
+<w:endnotes xmlns:wpc="http://schemas.microsoft.com/office/word/2010/wordprocessingCanvas" xmlns:cx="http://schemas.microsoft.com/office/drawing/2014/chartex" xmlns:cx1="http://schemas.microsoft.com/office/drawing/2015/9/8/chartex" xmlns:cx2="http://schemas.microsoft.com/office/drawing/2015/10/21/chartex" xmlns:cx3="http://schemas.microsoft.com/office/drawing/2016/5/9/chartex" xmlns:cx4="http://schemas.microsoft.com/office/drawing/2016/5/10/chartex" xmlns:cx5="http://schemas.microsoft.com/office/drawing/2016/5/11/chartex" xmlns:cx6="http://schemas.microsoft.com/office/drawing/2016/5/12/chartex" xmlns:cx7="http://schemas.microsoft.com/office/drawing/2016/5/13/chartex" xmlns:cx8="http://schemas.microsoft.com/office/drawing/2016/5/14/chartex" xmlns:mc="http://schemas.openxmlformats.org/markup-compatibility/2006" xmlns:aink="http://schemas.microsoft.com/office/drawing/2016/ink" xmlns:am3d="http://schemas.microsoft.com/office/drawing/2017/model3d" xmlns:o="urn:schemas-microsoft-com:office:office" xmlns:oel="http://schemas.microsoft.com/office/2019/extlst" xmlns:r="http://schemas.openxmlformats.org/officeDocument/2006/relationships" xmlns:m="http://schemas.openxmlformats.org/officeDocument/2006/math" xmlns:v="urn:schemas-microsoft-com:vml" xmlns:wp14="http://schemas.microsoft.com/office/word/2010/wordprocessingDrawing" xmlns:wp="http://schemas.openxmlformats.org/drawingml/2006/wordprocessingDrawing" xmlns:w10="urn:schemas-microsoft-com:office:word" xmlns:w="http://schemas.openxmlformats.org/wordprocessingml/2006/main" xmlns:w14="http://schemas.microsoft.com/office/word/2010/wordml" xmlns:w15="http://schemas.microsoft.com/office/word/2012/wordml" xmlns:w16cei="http://schemas.microsoft.com/office/word/2026/wordml/cei" xmlns:w16cex="http://schemas.microsoft.com/office/word/2018/wordml/cex" xmlns:w16cid="http://schemas.microsoft.com/office/word/2016/wordml/cid" xmlns:w16="http://schemas.microsoft.com/office/word/2018/wordml" xmlns:w16du="http://schemas.microsoft.com/office/word/2023/wordml/word16du" xmlns:w16sdtdh="http://schemas.microsoft.com/office/word/2020/wordml/sdtdatahash" xmlns:w16sdtfl="http://schemas.microsoft.com/office/word/2024/wordml/sdtformatlock" xmlns:w16se="http://schemas.microsoft.com/office/word/2015/wordml/symex" xmlns:wpg="http://schemas.microsoft.com/office/word/2010/wordprocessingGroup" xmlns:wpi="http://schemas.microsoft.com/office/word/2010/wordprocessingInk" xmlns:wne="http://schemas.microsoft.com/office/word/2006/wordml" xmlns:wps="http://schemas.microsoft.com/office/word/2010/wordprocessingShape" mc:Ignorable="w14 w15 w16se w16cid w16 w16cex w16sdtdh w16sdtfl w16du wp14">
   <w:endnote w:type="separator" w:id="-1">
     <w:p>
       <w:r>
@@ -8106,7 +7969,7 @@
 </file>
 
 <file path=word/footnotes.xml><?xml version="1.0" encoding="utf-8"?>
-<w:footnotes xmlns:wpc="http://schemas.microsoft.com/office/word/2010/wordprocessingCanvas" xmlns:cx="http://schemas.microsoft.com/office/drawing/2014/chartex" xmlns:cx1="http://schemas.microsoft.com/office/drawing/2015/9/8/chartex" xmlns:cx2="http://schemas.microsoft.com/office/drawing/2015/10/21/chartex" xmlns:cx3="http://schemas.microsoft.com/office/drawing/2016/5/9/chartex" xmlns:cx4="http://schemas.microsoft.com/office/drawing/2016/5/10/chartex" xmlns:cx5="http://schemas.microsoft.com/office/drawing/2016/5/11/chartex" xmlns:cx6="http://schemas.microsoft.com/office/drawing/2016/5/12/chartex" xmlns:cx7="http://schemas.microsoft.com/office/drawing/2016/5/13/chartex" xmlns:cx8="http://schemas.microsoft.com/office/drawing/2016/5/14/chartex" xmlns:mc="http://schemas.openxmlformats.org/markup-compatibility/2006" xmlns:aink="http://schemas.microsoft.com/office/drawing/2016/ink" xmlns:am3d="http://schemas.microsoft.com/office/drawing/2017/model3d" xmlns:o="urn:schemas-microsoft-com:office:office" xmlns:oel="http://schemas.microsoft.com/office/2019/extlst" xmlns:r="http://schemas.openxmlformats.org/officeDocument/2006/relationships" xmlns:m="http://schemas.openxmlformats.org/officeDocument/2006/math" xmlns:v="urn:schemas-microsoft-com:vml" xmlns:wp14="http://schemas.microsoft.com/office/word/2010/wordprocessingDrawing" xmlns:wp="http://schemas.openxmlformats.org/drawingml/2006/wordprocessingDrawing" xmlns:w10="urn:schemas-microsoft-com:office:word" xmlns:w="http://schemas.openxmlformats.org/wordprocessingml/2006/main" xmlns:w14="http://schemas.microsoft.com/office/word/2010/wordml" xmlns:w15="http://schemas.microsoft.com/office/word/2012/wordml" xmlns:w16cex="http://schemas.microsoft.com/office/word/2018/wordml/cex" xmlns:w16cid="http://schemas.microsoft.com/office/word/2016/wordml/cid" xmlns:w16="http://schemas.microsoft.com/office/word/2018/wordml" xmlns:w16du="http://schemas.microsoft.com/office/word/2023/wordml/word16du" xmlns:w16sdtdh="http://schemas.microsoft.com/office/word/2020/wordml/sdtdatahash" xmlns:w16sdtfl="http://schemas.microsoft.com/office/word/2024/wordml/sdtformatlock" xmlns:w16se="http://schemas.microsoft.com/office/word/2015/wordml/symex" xmlns:wpg="http://schemas.microsoft.com/office/word/2010/wordprocessingGroup" xmlns:wpi="http://schemas.microsoft.com/office/word/2010/wordprocessingInk" xmlns:wne="http://schemas.microsoft.com/office/word/2006/wordml" xmlns:wps="http://schemas.microsoft.com/office/word/2010/wordprocessingShape" mc:Ignorable="w14 w15 w16se w16cid w16 w16cex w16sdtdh w16sdtfl w16du wp14">
+<w:footnotes xmlns:wpc="http://schemas.microsoft.com/office/word/2010/wordprocessingCanvas" xmlns:cx="http://schemas.microsoft.com/office/drawing/2014/chartex" xmlns:cx1="http://schemas.microsoft.com/office/drawing/2015/9/8/chartex" xmlns:cx2="http://schemas.microsoft.com/office/drawing/2015/10/21/chartex" xmlns:cx3="http://schemas.microsoft.com/office/drawing/2016/5/9/chartex" xmlns:cx4="http://schemas.microsoft.com/office/drawing/2016/5/10/chartex" xmlns:cx5="http://schemas.microsoft.com/office/drawing/2016/5/11/chartex" xmlns:cx6="http://schemas.microsoft.com/office/drawing/2016/5/12/chartex" xmlns:cx7="http://schemas.microsoft.com/office/drawing/2016/5/13/chartex" xmlns:cx8="http://schemas.microsoft.com/office/drawing/2016/5/14/chartex" xmlns:mc="http://schemas.openxmlformats.org/markup-compatibility/2006" xmlns:aink="http://schemas.microsoft.com/office/drawing/2016/ink" xmlns:am3d="http://schemas.microsoft.com/office/drawing/2017/model3d" xmlns:o="urn:schemas-microsoft-com:office:office" xmlns:oel="http://schemas.microsoft.com/office/2019/extlst" xmlns:r="http://schemas.openxmlformats.org/officeDocument/2006/relationships" xmlns:m="http://schemas.openxmlformats.org/officeDocument/2006/math" xmlns:v="urn:schemas-microsoft-com:vml" xmlns:wp14="http://schemas.microsoft.com/office/word/2010/wordprocessingDrawing" xmlns:wp="http://schemas.openxmlformats.org/drawingml/2006/wordprocessingDrawing" xmlns:w10="urn:schemas-microsoft-com:office:word" xmlns:w="http://schemas.openxmlformats.org/wordprocessingml/2006/main" xmlns:w14="http://schemas.microsoft.com/office/word/2010/wordml" xmlns:w15="http://schemas.microsoft.com/office/word/2012/wordml" xmlns:w16cei="http://schemas.microsoft.com/office/word/2026/wordml/cei" xmlns:w16cex="http://schemas.microsoft.com/office/word/2018/wordml/cex" xmlns:w16cid="http://schemas.microsoft.com/office/word/2016/wordml/cid" xmlns:w16="http://schemas.microsoft.com/office/word/2018/wordml" xmlns:w16du="http://schemas.microsoft.com/office/word/2023/wordml/word16du" xmlns:w16sdtdh="http://schemas.microsoft.com/office/word/2020/wordml/sdtdatahash" xmlns:w16sdtfl="http://schemas.microsoft.com/office/word/2024/wordml/sdtformatlock" xmlns:w16se="http://schemas.microsoft.com/office/word/2015/wordml/symex" xmlns:wpg="http://schemas.microsoft.com/office/word/2010/wordprocessingGroup" xmlns:wpi="http://schemas.microsoft.com/office/word/2010/wordprocessingInk" xmlns:wne="http://schemas.microsoft.com/office/word/2006/wordml" xmlns:wps="http://schemas.microsoft.com/office/word/2010/wordprocessingShape" mc:Ignorable="w14 w15 w16se w16cid w16 w16cex w16sdtdh w16sdtfl w16du wp14">
   <w:footnote w:type="separator" w:id="-1">
     <w:p>
       <w:r>
@@ -8125,7 +7988,7 @@
 </file>
 
 <file path=word/numbering.xml><?xml version="1.0" encoding="utf-8"?>
-<w:numbering xmlns:wpc="http://schemas.microsoft.com/office/word/2010/wordprocessingCanvas" xmlns:cx="http://schemas.microsoft.com/office/drawing/2014/chartex" xmlns:cx1="http://schemas.microsoft.com/office/drawing/2015/9/8/chartex" xmlns:cx2="http://schemas.microsoft.com/office/drawing/2015/10/21/chartex" xmlns:cx3="http://schemas.microsoft.com/office/drawing/2016/5/9/chartex" xmlns:cx4="http://schemas.microsoft.com/office/drawing/2016/5/10/chartex" xmlns:cx5="http://schemas.microsoft.com/office/drawing/2016/5/11/chartex" xmlns:cx6="http://schemas.microsoft.com/office/drawing/2016/5/12/chartex" xmlns:cx7="http://schemas.microsoft.com/office/drawing/2016/5/13/chartex" xmlns:cx8="http://schemas.microsoft.com/office/drawing/2016/5/14/chartex" xmlns:mc="http://schemas.openxmlformats.org/markup-compatibility/2006" xmlns:aink="http://schemas.microsoft.com/office/drawing/2016/ink" xmlns:am3d="http://schemas.microsoft.com/office/drawing/2017/model3d" xmlns:o="urn:schemas-microsoft-com:office:office" xmlns:oel="http://schemas.microsoft.com/office/2019/extlst" xmlns:r="http://schemas.openxmlformats.org/officeDocument/2006/relationships" xmlns:m="http://schemas.openxmlformats.org/officeDocument/2006/math" xmlns:v="urn:schemas-microsoft-com:vml" xmlns:wp14="http://schemas.microsoft.com/office/word/2010/wordprocessingDrawing" xmlns:wp="http://schemas.openxmlformats.org/drawingml/2006/wordprocessingDrawing" xmlns:w10="urn:schemas-microsoft-com:office:word" xmlns:w="http://schemas.openxmlformats.org/wordprocessingml/2006/main" xmlns:w14="http://schemas.microsoft.com/office/word/2010/wordml" xmlns:w15="http://schemas.microsoft.com/office/word/2012/wordml" xmlns:w16cex="http://schemas.microsoft.com/office/word/2018/wordml/cex" xmlns:w16cid="http://schemas.microsoft.com/office/word/2016/wordml/cid" xmlns:w16="http://schemas.microsoft.com/office/word/2018/wordml" xmlns:w16du="http://schemas.microsoft.com/office/word/2023/wordml/word16du" xmlns:w16sdtdh="http://schemas.microsoft.com/office/word/2020/wordml/sdtdatahash" xmlns:w16sdtfl="http://schemas.microsoft.com/office/word/2024/wordml/sdtformatlock" xmlns:w16se="http://schemas.microsoft.com/office/word/2015/wordml/symex" xmlns:wpg="http://schemas.microsoft.com/office/word/2010/wordprocessingGroup" xmlns:wpi="http://schemas.microsoft.com/office/word/2010/wordprocessingInk" xmlns:wne="http://schemas.microsoft.com/office/word/2006/wordml" xmlns:wps="http://schemas.microsoft.com/office/word/2010/wordprocessingShape" mc:Ignorable="w14 w15 w16se w16cid w16 w16cex w16sdtdh w16sdtfl w16du wp14">
+<w:numbering xmlns:wpc="http://schemas.microsoft.com/office/word/2010/wordprocessingCanvas" xmlns:cx="http://schemas.microsoft.com/office/drawing/2014/chartex" xmlns:cx1="http://schemas.microsoft.com/office/drawing/2015/9/8/chartex" xmlns:cx2="http://schemas.microsoft.com/office/drawing/2015/10/21/chartex" xmlns:cx3="http://schemas.microsoft.com/office/drawing/2016/5/9/chartex" xmlns:cx4="http://schemas.microsoft.com/office/drawing/2016/5/10/chartex" xmlns:cx5="http://schemas.microsoft.com/office/drawing/2016/5/11/chartex" xmlns:cx6="http://schemas.microsoft.com/office/drawing/2016/5/12/chartex" xmlns:cx7="http://schemas.microsoft.com/office/drawing/2016/5/13/chartex" xmlns:cx8="http://schemas.microsoft.com/office/drawing/2016/5/14/chartex" xmlns:mc="http://schemas.openxmlformats.org/markup-compatibility/2006" xmlns:aink="http://schemas.microsoft.com/office/drawing/2016/ink" xmlns:am3d="http://schemas.microsoft.com/office/drawing/2017/model3d" xmlns:o="urn:schemas-microsoft-com:office:office" xmlns:oel="http://schemas.microsoft.com/office/2019/extlst" xmlns:r="http://schemas.openxmlformats.org/officeDocument/2006/relationships" xmlns:m="http://schemas.openxmlformats.org/officeDocument/2006/math" xmlns:v="urn:schemas-microsoft-com:vml" xmlns:wp14="http://schemas.microsoft.com/office/word/2010/wordprocessingDrawing" xmlns:wp="http://schemas.openxmlformats.org/drawingml/2006/wordprocessingDrawing" xmlns:w10="urn:schemas-microsoft-com:office:word" xmlns:w="http://schemas.openxmlformats.org/wordprocessingml/2006/main" xmlns:w14="http://schemas.microsoft.com/office/word/2010/wordml" xmlns:w15="http://schemas.microsoft.com/office/word/2012/wordml" xmlns:w16cei="http://schemas.microsoft.com/office/word/2026/wordml/cei" xmlns:w16cex="http://schemas.microsoft.com/office/word/2018/wordml/cex" xmlns:w16cid="http://schemas.microsoft.com/office/word/2016/wordml/cid" xmlns:w16="http://schemas.microsoft.com/office/word/2018/wordml" xmlns:w16du="http://schemas.microsoft.com/office/word/2023/wordml/word16du" xmlns:w16sdtdh="http://schemas.microsoft.com/office/word/2020/wordml/sdtdatahash" xmlns:w16sdtfl="http://schemas.microsoft.com/office/word/2024/wordml/sdtformatlock" xmlns:w16se="http://schemas.microsoft.com/office/word/2015/wordml/symex" xmlns:wpg="http://schemas.microsoft.com/office/word/2010/wordprocessingGroup" xmlns:wpi="http://schemas.microsoft.com/office/word/2010/wordprocessingInk" xmlns:wne="http://schemas.microsoft.com/office/word/2006/wordml" xmlns:wps="http://schemas.microsoft.com/office/word/2010/wordprocessingShape" mc:Ignorable="w14 w15 w16se w16cid w16 w16cex w16sdtdh w16sdtfl w16du wp14">
   <w:abstractNum w:abstractNumId="0" w15:restartNumberingAfterBreak="0">
     <w:nsid w:val="0F392B81"/>
     <w:multiLevelType w:val="hybridMultilevel"/>
